--- a/Side Quest Project Checkpoint Plan.docx
+++ b/Side Quest Project Checkpoint Plan.docx
@@ -1438,6 +1438,18 @@
       <w:r>
         <w:t>SRD FR-009 to FR-041, FR-053 to FR-057; Database Design Document quest/request/participant/room transaction model; UI/UX map, list, detail, and chat states.</w:t>
       </w:r>
+    </w:p>
+    <w:p>
+      <w:pPr>
+        <w:keepLines/>
+      </w:pPr>
+      <w:r>
+        <w:rPr>
+          <w:color w:val="F45D4F"/>
+        </w:rPr>
+        <w:t>Current disposition  CP4 exit-gate criteria are met at the development-foundation level: an authenticated account holder can post a quest, discover it, request to join, and reach a private quest room after host acceptance. Capacity, duplicate-request, self-join, and block checks are enforced server-side (row-level security plus security-definer functions with row locks), not only in the UI, and private meeting instructions and chat are unreachable before acceptance at the database layer. The full path was verified both against the local API directly and through a real Playwright-driven browser session. The operating area, meetup places, and categories are synthetic development fixtures, clearly labeled and not a reviewed-venue decision. A real map provider, reviewed public venues, reporting/blocking UI, and anything requiring a hosted environment remain open, deferred to CP1 decisions D-04/D-05 and later checkpoints as scoped. See the CP4 record for full detail.</w:t>
+      </w:r>
+      <w:r/>
     </w:p>
     <w:p>
       <w:pPr>
